--- a/template.docx
+++ b/template.docx
@@ -46,13 +46,6 @@
           <w:szCs w:val="28"/>
         </w:rPr>
         <w:tab/>
-      </w:r>
-      <w:r>
-        <w:rPr>
-          <w:rFonts w:ascii="Arial" w:hAnsi="Arial" w:cs="Arial"/>
-          <w:sz w:val="28"/>
-          <w:szCs w:val="28"/>
-        </w:rPr>
         <w:t xml:space="preserve">        </w:t>
       </w:r>
       <w:r>
@@ -67,23 +60,8 @@
           <w:rFonts w:ascii="Arial" w:hAnsi="Arial" w:cs="Arial"/>
         </w:rPr>
         <w:t xml:space="preserve"/>
-      </w:r>
-      <w:r>
-        <w:rPr>
-          <w:rFonts w:ascii="Arial" w:hAnsi="Arial" w:cs="Arial"/>
-        </w:rPr>
         <w:fldChar w:fldCharType="begin"/>
-      </w:r>
-      <w:r>
-        <w:rPr>
-          <w:rFonts w:ascii="Arial" w:hAnsi="Arial" w:cs="Arial"/>
-        </w:rPr>
         <w:instrText xml:space="preserve"> DATE  \@ "MMMM d, yyyy"  \* MERGEFORMAT </w:instrText>
-      </w:r>
-      <w:r>
-        <w:rPr>
-          <w:rFonts w:ascii="Arial" w:hAnsi="Arial" w:cs="Arial"/>
-        </w:rPr>
         <w:fldChar w:fldCharType="separate"/>
       </w:r>
       <w:r>
@@ -184,86 +162,6 @@
         </w:rPr>
         <w:t>{{GOALS}}</w:t>
       </w:r>
-      <w:r>
-        <w:rPr>
-          <w:rFonts w:ascii="Arial" w:hAnsi="Arial" w:cs="Arial"/>
-          <w:sz w:val="22"/>
-          <w:szCs w:val="22"/>
-        </w:rPr>
-        <w:t xml:space="preserve"/>
-      </w:r>
-      <w:r>
-        <w:rPr>
-          <w:rFonts w:ascii="Arial" w:hAnsi="Arial" w:cs="Arial"/>
-          <w:sz w:val="22"/>
-          <w:szCs w:val="22"/>
-        </w:rPr>
-        <w:t/>
-      </w:r>
-      <w:r>
-        <w:rPr>
-          <w:rFonts w:ascii="Arial" w:hAnsi="Arial" w:cs="Arial"/>
-          <w:sz w:val="22"/>
-          <w:szCs w:val="22"/>
-        </w:rPr>
-        <w:t/>
-      </w:r>
-      <w:r>
-        <w:rPr>
-          <w:rFonts w:ascii="Arial" w:hAnsi="Arial" w:cs="Arial"/>
-          <w:sz w:val="22"/>
-          <w:szCs w:val="22"/>
-        </w:rPr>
-        <w:t xml:space="preserve"/>
-      </w:r>
-      <w:r>
-        <w:rPr>
-          <w:rFonts w:ascii="Arial" w:hAnsi="Arial" w:cs="Arial"/>
-          <w:sz w:val="22"/>
-          <w:szCs w:val="22"/>
-        </w:rPr>
-        <w:t xml:space="preserve"/>
-      </w:r>
-      <w:r>
-        <w:rPr>
-          <w:rFonts w:ascii="Arial" w:hAnsi="Arial" w:cs="Arial"/>
-          <w:sz w:val="22"/>
-          <w:szCs w:val="22"/>
-        </w:rPr>
-        <w:t xml:space="preserve"/>
-      </w:r>
-      <w:r>
-        <w:rPr>
-          <w:rFonts w:ascii="Arial" w:hAnsi="Arial" w:cs="Arial"/>
-          <w:sz w:val="22"/>
-          <w:szCs w:val="22"/>
-        </w:rPr>
-        <w:t xml:space="preserve"/>
-      </w:r>
-      <w:r>
-        <w:rPr>
-          <w:rFonts w:ascii="Arial" w:hAnsi="Arial" w:cs="Arial"/>
-          <w:sz w:val="22"/>
-          <w:szCs w:val="22"/>
-        </w:rPr>
-        <w:t/>
-      </w:r>
-      <w:r>
-        <w:rPr>
-          <w:rFonts w:ascii="Arial" w:hAnsi="Arial" w:cs="Arial"/>
-          <w:sz w:val="22"/>
-          <w:szCs w:val="22"/>
-        </w:rPr>
-        <w:t xml:space="preserve"/>
-      </w:r>
-      <w:r>
-        <w:rPr>
-          <w:rFonts w:ascii="Arial" w:hAnsi="Arial" w:cs="Arial"/>
-          <w:sz w:val="22"/>
-          <w:szCs w:val="22"/>
-        </w:rPr>
-        <w:t xml:space="preserve"/>
-      </w:r>
     </w:p>
     <w:p>
       <w:pPr>
@@ -318,79 +216,7 @@
           <w:sz w:val="22"/>
           <w:szCs w:val="22"/>
         </w:rPr>
-        <w:t xml:space="preserve">{{OBJECTIVES}}</w:t>
-      </w:r>
-      <w:r>
-        <w:rPr>
-          <w:rFonts w:ascii="Arial" w:hAnsi="Arial" w:cs="Arial"/>
-          <w:sz w:val="22"/>
-          <w:szCs w:val="22"/>
-        </w:rPr>
-        <w:t xml:space="preserve"/>
-      </w:r>
-      <w:r>
-        <w:rPr>
-          <w:rFonts w:ascii="Arial" w:hAnsi="Arial" w:cs="Arial"/>
-          <w:sz w:val="22"/>
-          <w:szCs w:val="22"/>
-        </w:rPr>
-        <w:t xml:space="preserve"/>
-      </w:r>
-      <w:r>
-        <w:rPr>
-          <w:rFonts w:ascii="Arial" w:hAnsi="Arial" w:cs="Arial"/>
-          <w:sz w:val="22"/>
-          <w:szCs w:val="22"/>
-        </w:rPr>
-        <w:t xml:space="preserve"/>
-      </w:r>
-      <w:r>
-        <w:rPr>
-          <w:rFonts w:ascii="Arial" w:hAnsi="Arial" w:cs="Arial"/>
-          <w:sz w:val="22"/>
-          <w:szCs w:val="22"/>
-        </w:rPr>
-        <w:t xml:space="preserve"/>
-      </w:r>
-      <w:r>
-        <w:rPr>
-          <w:rFonts w:ascii="Arial" w:hAnsi="Arial" w:cs="Arial"/>
-          <w:sz w:val="22"/>
-          <w:szCs w:val="22"/>
-        </w:rPr>
-        <w:t/>
-      </w:r>
-      <w:r>
-        <w:rPr>
-          <w:rFonts w:ascii="Arial" w:hAnsi="Arial" w:cs="Arial"/>
-          <w:sz w:val="22"/>
-          <w:szCs w:val="22"/>
-        </w:rPr>
-        <w:t/>
-      </w:r>
-      <w:r>
-        <w:rPr>
-          <w:rFonts w:ascii="Arial" w:hAnsi="Arial" w:cs="Arial"/>
-          <w:sz w:val="22"/>
-          <w:szCs w:val="22"/>
-        </w:rPr>
-        <w:t xml:space="preserve"/>
-      </w:r>
-      <w:r>
-        <w:rPr>
-          <w:rFonts w:ascii="Arial" w:hAnsi="Arial" w:cs="Arial"/>
-          <w:sz w:val="22"/>
-          <w:szCs w:val="22"/>
-        </w:rPr>
-        <w:t/>
-      </w:r>
-      <w:r>
-        <w:rPr>
-          <w:rFonts w:ascii="Arial" w:hAnsi="Arial" w:cs="Arial"/>
-          <w:sz w:val="22"/>
-          <w:szCs w:val="22"/>
-        </w:rPr>
-        <w:t/>
+        <w:t>{{OBJECTIVES}}</w:t>
       </w:r>
     </w:p>
     <w:p>
@@ -449,14 +275,6 @@
           <w:szCs w:val="22"/>
         </w:rPr>
         <w:t>{{PLANNING_BLOCKS}}</w:t>
-      </w:r>
-      <w:r>
-        <w:rPr>
-          <w:rFonts w:ascii="Arial" w:hAnsi="Arial" w:cs="Arial"/>
-          <w:b/>
-          <w:sz w:val="22"/>
-          <w:szCs w:val="22"/>
-        </w:rPr>
         <w:tab/>
       </w:r>
     </w:p>
@@ -516,23 +334,7 @@
           <w:sz w:val="22"/>
           <w:szCs w:val="22"/>
         </w:rPr>
-        <w:t>The estimated fees are: $</w:t>
-      </w:r>
-      <w:r>
-        <w:rPr>
-          <w:rFonts w:ascii="Arial" w:hAnsi="Arial" w:cs="Arial"/>
-          <w:sz w:val="22"/>
-          <w:szCs w:val="22"/>
-        </w:rPr>
-        <w:t>{{TOTAL_FEE}} ({{HOURS}} hours at $300/hour). A deposit of $1,200 is due upon receipt of the electronic invoice.</w:t>
-      </w:r>
-      <w:r>
-        <w:rPr>
-          <w:rFonts w:ascii="Arial" w:hAnsi="Arial" w:cs="Arial"/>
-          <w:sz w:val="22"/>
-          <w:szCs w:val="22"/>
-        </w:rPr>
-        <w:t/>
+        <w:t>The estimated fees are: ${{TOTAL_FEE}} ({{HOURS}} hours at $300/hour). A deposit of $1,200 is due upon receipt of the electronic invoice.</w:t>
       </w:r>
     </w:p>
     <w:p>
@@ -596,49 +398,7 @@
           <w:szCs w:val="22"/>
           <w:u w:val="single"/>
         </w:rPr>
-        <w:t xml:space="preserve">Phase </w:t>
-      </w:r>
-      <w:r>
-        <w:rPr>
-          <w:rFonts w:ascii="Arial" w:hAnsi="Arial" w:cs="Arial"/>
-          <w:b/>
-          <w:sz w:val="22"/>
-          <w:szCs w:val="22"/>
-          <w:u w:val="single"/>
-        </w:rPr>
-        <w:t>2</w:t>
-      </w:r>
-      <w:r>
-        <w:rPr>
-          <w:rFonts w:ascii="Arial" w:hAnsi="Arial" w:cs="Arial"/>
-          <w:b/>
-          <w:sz w:val="22"/>
-          <w:szCs w:val="22"/>
-          <w:u w:val="single"/>
-        </w:rPr>
-        <w:t xml:space="preserve">: Implementation and Management (If </w:t>
-      </w:r>
-      <w:proofErr w:type="gramStart"/>
-      <w:r>
-        <w:rPr>
-          <w:rFonts w:ascii="Arial" w:hAnsi="Arial" w:cs="Arial"/>
-          <w:b/>
-          <w:sz w:val="22"/>
-          <w:szCs w:val="22"/>
-          <w:u w:val="single"/>
-        </w:rPr>
-        <w:t>Needed</w:t>
-      </w:r>
-      <w:proofErr w:type="gramEnd"/>
-      <w:r>
-        <w:rPr>
-          <w:rFonts w:ascii="Arial" w:hAnsi="Arial" w:cs="Arial"/>
-          <w:b/>
-          <w:sz w:val="22"/>
-          <w:szCs w:val="22"/>
-          <w:u w:val="single"/>
-        </w:rPr>
-        <w:t>)</w:t>
+        <w:t>Phase 2: Implementation and Management (If Needed)</w:t>
       </w:r>
     </w:p>
     <w:p>
@@ -742,15 +502,7 @@
           <w:sz w:val="22"/>
           <w:szCs w:val="22"/>
         </w:rPr>
-        <w:t xml:space="preserve">Prepare </w:t>
-      </w:r>
-      <w:r>
-        <w:rPr>
-          <w:rFonts w:ascii="Arial" w:hAnsi="Arial" w:cs="Arial"/>
-          <w:sz w:val="22"/>
-          <w:szCs w:val="22"/>
-        </w:rPr>
-        <w:t xml:space="preserve">quarterly performance reports </w:t>
+        <w:t xml:space="preserve">Prepare quarterly performance reports </w:t>
       </w:r>
     </w:p>
     <w:p>
@@ -802,31 +554,7 @@
           <w:sz w:val="22"/>
           <w:szCs w:val="22"/>
         </w:rPr>
-        <w:t xml:space="preserve">Meet with </w:t>
-      </w:r>
-      <w:r>
-        <w:rPr>
-          <w:rFonts w:ascii="Arial" w:hAnsi="Arial" w:cs="Arial"/>
-          <w:sz w:val="22"/>
-          <w:szCs w:val="22"/>
-        </w:rPr>
-        <w:t/>
-      </w:r>
-      <w:r>
-        <w:rPr>
-          <w:rFonts w:ascii="Arial" w:hAnsi="Arial" w:cs="Arial"/>
-          <w:sz w:val="22"/>
-          <w:szCs w:val="22"/>
-        </w:rPr>
-        <w:t xml:space="preserve"/>
-      </w:r>
-      <w:r>
-        <w:rPr>
-          <w:rFonts w:ascii="Arial" w:hAnsi="Arial" w:cs="Arial"/>
-          <w:sz w:val="22"/>
-          <w:szCs w:val="22"/>
-        </w:rPr>
-        <w:t xml:space="preserve"> periodically, typically quarterly in the first year and semi-annually thereafter, as well as on an as-needed basis</w:t>
+        <w:t>Meet with  periodically, typically quarterly in the first year and semi-annually thereafter, as well as on an as-needed basis</w:t>
       </w:r>
     </w:p>
     <w:p>
@@ -873,16 +601,7 @@
           <w:sz w:val="22"/>
           <w:szCs w:val="22"/>
         </w:rPr>
-        <w:t>Fee</w:t>
-      </w:r>
-      <w:r>
-        <w:rPr>
-          <w:rFonts w:ascii="Arial" w:hAnsi="Arial" w:cs="Arial"/>
-          <w:b/>
-          <w:sz w:val="22"/>
-          <w:szCs w:val="22"/>
-        </w:rPr>
-        <w:t>:</w:t>
+        <w:t>Fee:</w:t>
       </w:r>
     </w:p>
     <w:p>
@@ -920,30 +639,8 @@
           <w:sz w:val="22"/>
           <w:szCs w:val="22"/>
         </w:rPr>
-        <w:t>1</w:t>
-      </w:r>
-      <w:r>
-        <w:rPr>
-          <w:rFonts w:ascii="Arial" w:hAnsi="Arial" w:cs="Arial"/>
-          <w:sz w:val="22"/>
-          <w:szCs w:val="22"/>
-        </w:rPr>
-        <w:t>%</w:t>
-      </w:r>
-      <w:r>
-        <w:rPr>
-          <w:rFonts w:ascii="Arial" w:hAnsi="Arial" w:cs="Arial"/>
-          <w:sz w:val="22"/>
-          <w:szCs w:val="22"/>
-        </w:rPr>
+        <w:t>1%</w:t>
         <w:tab/>
-      </w:r>
-      <w:r>
-        <w:rPr>
-          <w:rFonts w:ascii="Arial" w:hAnsi="Arial" w:cs="Arial"/>
-          <w:sz w:val="22"/>
-          <w:szCs w:val="22"/>
-        </w:rPr>
         <w:tab/>
         <w:t>First $500,000</w:t>
       </w:r>
@@ -964,22 +661,7 @@
           <w:sz w:val="22"/>
           <w:szCs w:val="22"/>
         </w:rPr>
-        <w:t>0.8</w:t>
-      </w:r>
-      <w:r>
-        <w:rPr>
-          <w:rFonts w:ascii="Arial" w:hAnsi="Arial" w:cs="Arial"/>
-          <w:sz w:val="22"/>
-          <w:szCs w:val="22"/>
-        </w:rPr>
-        <w:t>%</w:t>
-      </w:r>
-      <w:r>
-        <w:rPr>
-          <w:rFonts w:ascii="Arial" w:hAnsi="Arial" w:cs="Arial"/>
-          <w:sz w:val="22"/>
-          <w:szCs w:val="22"/>
-        </w:rPr>
+        <w:t>0.8%</w:t>
         <w:tab/>
         <w:t>Next $500,000</w:t>
       </w:r>
@@ -1001,21 +683,7 @@
           <w:szCs w:val="22"/>
         </w:rPr>
         <w:t>0.65%</w:t>
-      </w:r>
-      <w:r>
-        <w:rPr>
-          <w:rFonts w:ascii="Arial" w:hAnsi="Arial" w:cs="Arial"/>
-          <w:sz w:val="22"/>
-          <w:szCs w:val="22"/>
-        </w:rPr>
         <w:tab/>
-      </w:r>
-      <w:r>
-        <w:rPr>
-          <w:rFonts w:ascii="Arial" w:hAnsi="Arial" w:cs="Arial"/>
-          <w:sz w:val="22"/>
-          <w:szCs w:val="22"/>
-        </w:rPr>
         <w:t>Next $2,000,000</w:t>
       </w:r>
     </w:p>
@@ -1035,30 +703,7 @@
           <w:sz w:val="22"/>
           <w:szCs w:val="22"/>
         </w:rPr>
-        <w:t>0.</w:t>
-      </w:r>
-      <w:r>
-        <w:rPr>
-          <w:rFonts w:ascii="Arial" w:hAnsi="Arial" w:cs="Arial"/>
-          <w:sz w:val="22"/>
-          <w:szCs w:val="22"/>
-        </w:rPr>
-        <w:t>4</w:t>
-      </w:r>
-      <w:r>
-        <w:rPr>
-          <w:rFonts w:ascii="Arial" w:hAnsi="Arial" w:cs="Arial"/>
-          <w:sz w:val="22"/>
-          <w:szCs w:val="22"/>
-        </w:rPr>
-        <w:t>%</w:t>
-      </w:r>
-      <w:r>
-        <w:rPr>
-          <w:rFonts w:ascii="Arial" w:hAnsi="Arial" w:cs="Arial"/>
-          <w:sz w:val="22"/>
-          <w:szCs w:val="22"/>
-        </w:rPr>
+        <w:t>0.4%</w:t>
         <w:tab/>
         <w:t>$3,000,0000 and above</w:t>
       </w:r>
@@ -1090,15 +735,7 @@
           <w:sz w:val="22"/>
           <w:szCs w:val="22"/>
         </w:rPr>
-        <w:t xml:space="preserve">Fees for Phase 1 will be applied to Phase 2 if client elects to proceed with this phase. </w:t>
-      </w:r>
-      <w:r>
-        <w:rPr>
-          <w:rFonts w:ascii="Arial" w:hAnsi="Arial" w:cs="Arial"/>
-          <w:sz w:val="22"/>
-          <w:szCs w:val="22"/>
-        </w:rPr>
-        <w:t>Client must have a minimum managed portfolio of $1,000,000 to proceed with this phase.</w:t>
+        <w:t>Fees for Phase 1 will be applied to Phase 2 if client elects to proceed with this phase. Client must have a minimum managed portfolio of $1,000,000 to proceed with this phase.</w:t>
       </w:r>
     </w:p>
     <w:p>
@@ -1134,25 +771,7 @@
         </w:rPr>
         <w:lastRenderedPageBreak/>
         <w:t>AUTHORIZATION</w:t>
-      </w:r>
-      <w:r>
-        <w:rPr>
-          <w:rFonts w:ascii="Arial" w:hAnsi="Arial" w:cs="Arial"/>
-          <w:b/>
-          <w:color w:val="BF745B" w:themeColor="accent2"/>
-          <w:sz w:val="22"/>
-          <w:szCs w:val="22"/>
-        </w:rPr>
         <w:tab/>
-      </w:r>
-      <w:r>
-        <w:rPr>
-          <w:rFonts w:ascii="Arial" w:hAnsi="Arial" w:cs="Arial"/>
-          <w:b/>
-          <w:color w:val="BF745B" w:themeColor="accent2"/>
-          <w:sz w:val="22"/>
-          <w:szCs w:val="22"/>
-        </w:rPr>
         <w:tab/>
       </w:r>
     </w:p>
@@ -1171,31 +790,7 @@
           <w:sz w:val="22"/>
           <w:szCs w:val="22"/>
         </w:rPr>
-        <w:t>We</w:t>
-      </w:r>
-      <w:r>
-        <w:rPr>
-          <w:rFonts w:ascii="Arial" w:hAnsi="Arial" w:cs="Arial"/>
-          <w:sz w:val="22"/>
-          <w:szCs w:val="22"/>
-        </w:rPr>
-        <w:t xml:space="preserve"> have read the terms of engagement and authorize Minerva Planning Group to complete the work as outlined. </w:t>
-      </w:r>
-      <w:r>
-        <w:rPr>
-          <w:rFonts w:ascii="Arial" w:hAnsi="Arial" w:cs="Arial"/>
-          <w:sz w:val="22"/>
-          <w:szCs w:val="22"/>
-        </w:rPr>
-        <w:t>We will pay the deposit of $1200 once we receive the electronic invoice</w:t>
-      </w:r>
-      <w:r>
-        <w:rPr>
-          <w:rFonts w:ascii="Arial" w:hAnsi="Arial" w:cs="Arial"/>
-          <w:sz w:val="22"/>
-          <w:szCs w:val="22"/>
-        </w:rPr>
-        <w:t xml:space="preserve">. </w:t>
+        <w:t xml:space="preserve">We have read the terms of engagement and authorize Minerva Planning Group to complete the work as outlined. We will pay the deposit of $1200 once we receive the electronic invoice. </w:t>
       </w:r>
     </w:p>
     <w:p>
@@ -1223,31 +818,7 @@
           <w:sz w:val="22"/>
           <w:szCs w:val="22"/>
         </w:rPr>
-        <w:t xml:space="preserve">We </w:t>
-      </w:r>
-      <w:r>
-        <w:rPr>
-          <w:rFonts w:ascii="Arial" w:hAnsi="Arial" w:cs="Arial"/>
-          <w:sz w:val="22"/>
-          <w:szCs w:val="22"/>
-        </w:rPr>
-        <w:t xml:space="preserve">understand that </w:t>
-      </w:r>
-      <w:r>
-        <w:rPr>
-          <w:rFonts w:ascii="Arial" w:hAnsi="Arial" w:cs="Arial"/>
-          <w:sz w:val="22"/>
-          <w:szCs w:val="22"/>
-        </w:rPr>
-        <w:t>we</w:t>
-      </w:r>
-      <w:r>
-        <w:rPr>
-          <w:rFonts w:ascii="Arial" w:hAnsi="Arial" w:cs="Arial"/>
-          <w:sz w:val="22"/>
-          <w:szCs w:val="22"/>
-        </w:rPr>
-        <w:t xml:space="preserve"> will receive an invoice on completion of each phase or portion thereof for the balance that may be due, and that this engagement may be terminated at any time prior to completion. In that instance, Minerva Planning Group will issue a final invoice based on hours of work completed to that point. Should the paid amount exceed the invoiced amount, a refund will be issued, and should the work completed exceed the paid amount, the amount indicated on the invoice will be remitted.</w:t>
+        <w:t>We understand that we will receive an invoice on completion of each phase or portion thereof for the balance that may be due, and that this engagement may be terminated at any time prior to completion. In that instance, Minerva Planning Group will issue a final invoice based on hours of work completed to that point. Should the paid amount exceed the invoiced amount, a refund will be issued, and should the work completed exceed the paid amount, the amount indicated on the invoice will be remitted.</w:t>
       </w:r>
     </w:p>
     <w:p>
@@ -1265,47 +836,7 @@
           <w:sz w:val="22"/>
           <w:szCs w:val="22"/>
         </w:rPr>
-        <w:t>We</w:t>
-      </w:r>
-      <w:r>
-        <w:rPr>
-          <w:rFonts w:ascii="Arial" w:hAnsi="Arial" w:cs="Arial"/>
-          <w:sz w:val="22"/>
-          <w:szCs w:val="22"/>
-        </w:rPr>
-        <w:t xml:space="preserve"> acknowledge</w:t>
-      </w:r>
-      <w:r>
-        <w:rPr>
-          <w:rFonts w:ascii="Arial" w:hAnsi="Arial" w:cs="Arial"/>
-          <w:sz w:val="22"/>
-          <w:szCs w:val="22"/>
-        </w:rPr>
-        <w:t xml:space="preserve"> the delivery and</w:t>
-      </w:r>
-      <w:r>
-        <w:rPr>
-          <w:rFonts w:ascii="Arial" w:hAnsi="Arial" w:cs="Arial"/>
-          <w:sz w:val="22"/>
-          <w:szCs w:val="22"/>
-        </w:rPr>
-        <w:t xml:space="preserve"> receipt of Minerva Planning Group’s </w:t>
-      </w:r>
-      <w:r>
-        <w:rPr>
-          <w:rFonts w:ascii="Arial" w:hAnsi="Arial" w:cs="Arial"/>
-          <w:sz w:val="22"/>
-          <w:szCs w:val="22"/>
-        </w:rPr>
-        <w:t xml:space="preserve">Form CRS, </w:t>
-      </w:r>
-      <w:r>
-        <w:rPr>
-          <w:rFonts w:ascii="Arial" w:hAnsi="Arial" w:cs="Arial"/>
-          <w:sz w:val="22"/>
-          <w:szCs w:val="22"/>
-        </w:rPr>
-        <w:t>Disclosure Brochure (ADV Part 2A), Brochure Supplement (ADV Part 2B) and Privacy Policy.</w:t>
+        <w:t>We acknowledge the delivery and receipt of Minerva Planning Group’s Form CRS, Disclosure Brochure (ADV Part 2A), Brochure Supplement (ADV Part 2B) and Privacy Policy.</w:t>
       </w:r>
     </w:p>
     <w:tbl>
@@ -1421,7 +952,7 @@
                 <w:sz w:val="22"/>
                 <w:szCs w:val="22"/>
               </w:rPr>
-              <w:t>{{CLIENT_NAME}}</w:t>
+              <w:t>{{PRIMARY_SIGNATURE}}</w:t>
             </w:r>
           </w:p>
         </w:tc>
@@ -1669,15 +1200,7 @@
           <w:sz w:val="22"/>
           <w:szCs w:val="22"/>
         </w:rPr>
-        <w:t>Suite 9</w:t>
-      </w:r>
-      <w:r>
-        <w:rPr>
-          <w:rFonts w:ascii="Arial" w:hAnsi="Arial" w:cs="Arial"/>
-          <w:sz w:val="22"/>
-          <w:szCs w:val="22"/>
-        </w:rPr>
-        <w:t>15</w:t>
+        <w:t>Suite 915</w:t>
       </w:r>
     </w:p>
     <w:p>
